--- a/Atualizações Site.docx
+++ b/Atualizações Site.docx
@@ -86,13 +86,7 @@
     <w:p/>
     <w:p>
       <w:r>
-        <w:t>AJUSTES SITE V</w:t>
-      </w:r>
-      <w:r>
-        <w:t>2</w:t>
-      </w:r>
-      <w:r>
-        <w:t>.0</w:t>
+        <w:t>AJUSTES SITE V2.0</w:t>
       </w:r>
     </w:p>
     <w:p>
@@ -193,8 +187,13 @@
       <w:r>
         <w:t xml:space="preserve"> Informática - </w:t>
       </w:r>
-      <w:r>
-        <w:t>All rights reserved)</w:t>
+      <w:proofErr w:type="spellStart"/>
+      <w:r>
+        <w:t>All</w:t>
+      </w:r>
+      <w:proofErr w:type="spellEnd"/>
+      <w:r>
+        <w:t xml:space="preserve"> rights reserved)</w:t>
       </w:r>
     </w:p>
     <w:p>
@@ -256,13 +255,7 @@
     <w:p/>
     <w:p>
       <w:r>
-        <w:t>AJUSTES SITE V</w:t>
-      </w:r>
-      <w:r>
-        <w:t>3</w:t>
-      </w:r>
-      <w:r>
-        <w:t>.0</w:t>
+        <w:t>AJUSTES SITE V3.0</w:t>
       </w:r>
     </w:p>
     <w:p>
@@ -397,6 +390,111 @@
         <w:t xml:space="preserve">O botão do modo escuro pode estar na direita, acima do botão do whats e não lá onde está hoje. </w:t>
       </w:r>
     </w:p>
+    <w:p/>
+    <w:p>
+      <w:r>
+        <w:t>AJUSTES SITE V</w:t>
+      </w:r>
+      <w:r>
+        <w:t>3</w:t>
+      </w:r>
+      <w:r>
+        <w:t>.0</w:t>
+      </w:r>
+    </w:p>
+    <w:p>
+      <w:pPr>
+        <w:pStyle w:val="PargrafodaLista"/>
+        <w:numPr>
+          <w:ilvl w:val="0"/>
+          <w:numId w:val="4"/>
+        </w:numPr>
+      </w:pPr>
+      <w:r>
+        <w:t>Página serviços: Precisamos adicionar mais serviços para complementar essa página;</w:t>
+      </w:r>
+    </w:p>
+    <w:p>
+      <w:pPr>
+        <w:pStyle w:val="PargrafodaLista"/>
+        <w:numPr>
+          <w:ilvl w:val="0"/>
+          <w:numId w:val="4"/>
+        </w:numPr>
+      </w:pPr>
+      <w:r>
+        <w:t>Página quem somos: Tirar o que aconteceu ali no ano de 2024. Cria um 2026, que coloca que é o momento atual, onde atendemos mais de 100 clientes, tem os mais de 2000 usuários... Na parte de nossos diferenciais, favor adicionar ícones acima dos textos. Ali na presença local, abaixo do texto eu gostaria que colocasse um mapinha, mostrando onde a empresa está localizada.</w:t>
+      </w:r>
+    </w:p>
+    <w:p>
+      <w:pPr>
+        <w:pStyle w:val="PargrafodaLista"/>
+        <w:numPr>
+          <w:ilvl w:val="0"/>
+          <w:numId w:val="4"/>
+        </w:numPr>
+      </w:pPr>
+      <w:r>
+        <w:t xml:space="preserve">Página suporte: Tirar o </w:t>
+      </w:r>
+      <w:proofErr w:type="spellStart"/>
+      <w:r>
+        <w:t>limk</w:t>
+      </w:r>
+      <w:proofErr w:type="spellEnd"/>
+      <w:r>
+        <w:t xml:space="preserve"> do </w:t>
+      </w:r>
+      <w:proofErr w:type="spellStart"/>
+      <w:r>
+        <w:t>glpi</w:t>
+      </w:r>
+      <w:proofErr w:type="spellEnd"/>
+      <w:r>
+        <w:t xml:space="preserve">. Tirar esse </w:t>
+      </w:r>
+      <w:proofErr w:type="spellStart"/>
+      <w:r>
+        <w:t>glpi</w:t>
+      </w:r>
+      <w:proofErr w:type="spellEnd"/>
+      <w:r>
+        <w:t xml:space="preserve"> </w:t>
+      </w:r>
+      <w:proofErr w:type="spellStart"/>
+      <w:r>
+        <w:t>desk</w:t>
+      </w:r>
+      <w:proofErr w:type="spellEnd"/>
+      <w:r>
+        <w:t xml:space="preserve"> dali. </w:t>
+      </w:r>
+    </w:p>
+    <w:p>
+      <w:pPr>
+        <w:pStyle w:val="PargrafodaLista"/>
+        <w:numPr>
+          <w:ilvl w:val="0"/>
+          <w:numId w:val="4"/>
+        </w:numPr>
+      </w:pPr>
+      <w:r>
+        <w:t xml:space="preserve">Blog: adicionar mais e mais artigos. Colocar a data dos artigos todos para hoje. </w:t>
+      </w:r>
+    </w:p>
+    <w:p>
+      <w:pPr>
+        <w:pStyle w:val="PargrafodaLista"/>
+        <w:numPr>
+          <w:ilvl w:val="0"/>
+          <w:numId w:val="4"/>
+        </w:numPr>
+      </w:pPr>
+      <w:r>
+        <w:t xml:space="preserve">No hero da homepage, queria achar uma imagem mais interessante. </w:t>
+      </w:r>
+    </w:p>
+    <w:p/>
     <w:sectPr>
       <w:pgSz w:w="11906" w:h="16838"/>
       <w:pgMar w:top="1417" w:right="1701" w:bottom="1417" w:left="1701" w:header="708" w:footer="708" w:gutter="0"/>
@@ -549,6 +647,95 @@
     </w:lvl>
   </w:abstractNum>
   <w:abstractNum w:abstractNumId="1" w15:restartNumberingAfterBreak="0">
+    <w:nsid w:val="0FB42EFE"/>
+    <w:multiLevelType w:val="hybridMultilevel"/>
+    <w:tmpl w:val="5860B098"/>
+    <w:lvl w:ilvl="0" w:tplc="0416000F">
+      <w:start w:val="1"/>
+      <w:numFmt w:val="decimal"/>
+      <w:lvlText w:val="%1."/>
+      <w:lvlJc w:val="left"/>
+      <w:pPr>
+        <w:ind w:left="720" w:hanging="360"/>
+      </w:pPr>
+      <w:rPr>
+        <w:rFonts w:hint="default"/>
+      </w:rPr>
+    </w:lvl>
+    <w:lvl w:ilvl="1" w:tplc="04160019" w:tentative="1">
+      <w:start w:val="1"/>
+      <w:numFmt w:val="lowerLetter"/>
+      <w:lvlText w:val="%2."/>
+      <w:lvlJc w:val="left"/>
+      <w:pPr>
+        <w:ind w:left="1440" w:hanging="360"/>
+      </w:pPr>
+    </w:lvl>
+    <w:lvl w:ilvl="2" w:tplc="0416001B" w:tentative="1">
+      <w:start w:val="1"/>
+      <w:numFmt w:val="lowerRoman"/>
+      <w:lvlText w:val="%3."/>
+      <w:lvlJc w:val="right"/>
+      <w:pPr>
+        <w:ind w:left="2160" w:hanging="180"/>
+      </w:pPr>
+    </w:lvl>
+    <w:lvl w:ilvl="3" w:tplc="0416000F" w:tentative="1">
+      <w:start w:val="1"/>
+      <w:numFmt w:val="decimal"/>
+      <w:lvlText w:val="%4."/>
+      <w:lvlJc w:val="left"/>
+      <w:pPr>
+        <w:ind w:left="2880" w:hanging="360"/>
+      </w:pPr>
+    </w:lvl>
+    <w:lvl w:ilvl="4" w:tplc="04160019" w:tentative="1">
+      <w:start w:val="1"/>
+      <w:numFmt w:val="lowerLetter"/>
+      <w:lvlText w:val="%5."/>
+      <w:lvlJc w:val="left"/>
+      <w:pPr>
+        <w:ind w:left="3600" w:hanging="360"/>
+      </w:pPr>
+    </w:lvl>
+    <w:lvl w:ilvl="5" w:tplc="0416001B" w:tentative="1">
+      <w:start w:val="1"/>
+      <w:numFmt w:val="lowerRoman"/>
+      <w:lvlText w:val="%6."/>
+      <w:lvlJc w:val="right"/>
+      <w:pPr>
+        <w:ind w:left="4320" w:hanging="180"/>
+      </w:pPr>
+    </w:lvl>
+    <w:lvl w:ilvl="6" w:tplc="0416000F" w:tentative="1">
+      <w:start w:val="1"/>
+      <w:numFmt w:val="decimal"/>
+      <w:lvlText w:val="%7."/>
+      <w:lvlJc w:val="left"/>
+      <w:pPr>
+        <w:ind w:left="5040" w:hanging="360"/>
+      </w:pPr>
+    </w:lvl>
+    <w:lvl w:ilvl="7" w:tplc="04160019" w:tentative="1">
+      <w:start w:val="1"/>
+      <w:numFmt w:val="lowerLetter"/>
+      <w:lvlText w:val="%8."/>
+      <w:lvlJc w:val="left"/>
+      <w:pPr>
+        <w:ind w:left="5760" w:hanging="360"/>
+      </w:pPr>
+    </w:lvl>
+    <w:lvl w:ilvl="8" w:tplc="0416001B" w:tentative="1">
+      <w:start w:val="1"/>
+      <w:numFmt w:val="lowerRoman"/>
+      <w:lvlText w:val="%9."/>
+      <w:lvlJc w:val="right"/>
+      <w:pPr>
+        <w:ind w:left="6480" w:hanging="180"/>
+      </w:pPr>
+    </w:lvl>
+  </w:abstractNum>
+  <w:abstractNum w:abstractNumId="2" w15:restartNumberingAfterBreak="0">
     <w:nsid w:val="4E5A09E1"/>
     <w:multiLevelType w:val="hybridMultilevel"/>
     <w:tmpl w:val="D688BFAE"/>
@@ -637,7 +824,7 @@
       </w:pPr>
     </w:lvl>
   </w:abstractNum>
-  <w:abstractNum w:abstractNumId="2" w15:restartNumberingAfterBreak="0">
+  <w:abstractNum w:abstractNumId="3" w15:restartNumberingAfterBreak="0">
     <w:nsid w:val="564D12A3"/>
     <w:multiLevelType w:val="hybridMultilevel"/>
     <w:tmpl w:val="AF109674"/>
@@ -727,13 +914,16 @@
     </w:lvl>
   </w:abstractNum>
   <w:num w:numId="1" w16cid:durableId="1460421215">
-    <w:abstractNumId w:val="1"/>
+    <w:abstractNumId w:val="2"/>
   </w:num>
   <w:num w:numId="2" w16cid:durableId="1417288727">
-    <w:abstractNumId w:val="2"/>
+    <w:abstractNumId w:val="3"/>
   </w:num>
   <w:num w:numId="3" w16cid:durableId="882060569">
     <w:abstractNumId w:val="0"/>
+  </w:num>
+  <w:num w:numId="4" w16cid:durableId="65804780">
+    <w:abstractNumId w:val="1"/>
   </w:num>
 </w:numbering>
 </file>
@@ -1341,6 +1531,7 @@
   <w:style w:type="character" w:default="1" w:styleId="Fontepargpadro">
     <w:name w:val="Default Paragraph Font"/>
     <w:uiPriority w:val="1"/>
+    <w:semiHidden/>
     <w:unhideWhenUsed/>
   </w:style>
   <w:style w:type="table" w:default="1" w:styleId="Tabelanormal">
